--- a/Collatio/10a/1. Textos/2. Limpios/10a-I.docx
+++ b/Collatio/10a/1. Textos/2. Limpios/10a-I.docx
@@ -1,84 +1,152 @@
 
 <file path=word/document.xml><?xml version="1.0" encoding="utf-8"?>
-<w:document xmlns:wpc="http://schemas.microsoft.com/office/word/2010/wordprocessingCanvas" xmlns:cx="http://schemas.microsoft.com/office/drawing/2014/chartex" xmlns:cx1="http://schemas.microsoft.com/office/drawing/2015/9/8/chartex" xmlns:cx2="http://schemas.microsoft.com/office/drawing/2015/10/21/chartex" xmlns:cx3="http://schemas.microsoft.com/office/drawing/2016/5/9/chartex" xmlns:cx4="http://schemas.microsoft.com/office/drawing/2016/5/10/chartex" xmlns:cx5="http://schemas.microsoft.com/office/drawing/2016/5/11/chartex" xmlns:cx6="http://schemas.microsoft.com/office/drawing/2016/5/12/chartex" xmlns:cx7="http://schemas.microsoft.com/office/drawing/2016/5/13/chartex" xmlns:cx8="http://schemas.microsoft.com/office/drawing/2016/5/14/chartex" xmlns:mc="http://schemas.openxmlformats.org/markup-compatibility/2006" xmlns:aink="http://schemas.microsoft.com/office/drawing/2016/ink" xmlns:am3d="http://schemas.microsoft.com/office/drawing/2017/model3d" xmlns:o="urn:schemas-microsoft-com:office:office" xmlns:oel="http://schemas.microsoft.com/office/2019/extlst" xmlns:r="http://schemas.openxmlformats.org/officeDocument/2006/relationships" xmlns:m="http://schemas.openxmlformats.org/officeDocument/2006/math" xmlns:v="urn:schemas-microsoft-com:vml" xmlns:wp14="http://schemas.microsoft.com/office/word/2010/wordprocessingDrawing" xmlns:wp="http://schemas.openxmlformats.org/drawingml/2006/wordprocessingDrawing" xmlns:w10="urn:schemas-microsoft-com:office:word" xmlns:w="http://schemas.openxmlformats.org/wordprocessingml/2006/main" xmlns:w14="http://schemas.microsoft.com/office/word/2010/wordml" xmlns:w15="http://schemas.microsoft.com/office/word/2012/wordml" xmlns:w16cex="http://schemas.microsoft.com/office/word/2018/wordml/cex" xmlns:w16cid="http://schemas.microsoft.com/office/word/2016/wordml/cid" xmlns:w16="http://schemas.microsoft.com/office/word/2018/wordml" xmlns:w16sdtdh="http://schemas.microsoft.com/office/word/2020/wordml/sdtdatahash" xmlns:w16se="http://schemas.microsoft.com/office/word/2015/wordml/symex" xmlns:wpg="http://schemas.microsoft.com/office/word/2010/wordprocessingGroup" xmlns:wpi="http://schemas.microsoft.com/office/word/2010/wordprocessingInk" xmlns:wne="http://schemas.microsoft.com/office/word/2006/wordml" xmlns:wps="http://schemas.microsoft.com/office/word/2010/wordprocessingShape" mc:Ignorable="w14 w15 w16se w16cid w16 w16cex w16sdtdh wp14">
+<w:document xmlns:wpc="http://schemas.microsoft.com/office/word/2010/wordprocessingCanvas" xmlns:cx="http://schemas.microsoft.com/office/drawing/2014/chartex" xmlns:cx1="http://schemas.microsoft.com/office/drawing/2015/9/8/chartex" xmlns:cx2="http://schemas.microsoft.com/office/drawing/2015/10/21/chartex" xmlns:cx3="http://schemas.microsoft.com/office/drawing/2016/5/9/chartex" xmlns:cx4="http://schemas.microsoft.com/office/drawing/2016/5/10/chartex" xmlns:cx5="http://schemas.microsoft.com/office/drawing/2016/5/11/chartex" xmlns:cx6="http://schemas.microsoft.com/office/drawing/2016/5/12/chartex" xmlns:cx7="http://schemas.microsoft.com/office/drawing/2016/5/13/chartex" xmlns:cx8="http://schemas.microsoft.com/office/drawing/2016/5/14/chartex" xmlns:mc="http://schemas.openxmlformats.org/markup-compatibility/2006" xmlns:aink="http://schemas.microsoft.com/office/drawing/2016/ink" xmlns:am3d="http://schemas.microsoft.com/office/drawing/2017/model3d" xmlns:o="urn:schemas-microsoft-com:office:office" xmlns:oel="http://schemas.microsoft.com/office/2019/extlst" xmlns:r="http://schemas.openxmlformats.org/officeDocument/2006/relationships" xmlns:m="http://schemas.openxmlformats.org/officeDocument/2006/math" xmlns:v="urn:schemas-microsoft-com:vml" xmlns:wp14="http://schemas.microsoft.com/office/word/2010/wordprocessingDrawing" xmlns:wp="http://schemas.openxmlformats.org/drawingml/2006/wordprocessingDrawing" xmlns:w10="urn:schemas-microsoft-com:office:word" xmlns:w="http://schemas.openxmlformats.org/wordprocessingml/2006/main" xmlns:w14="http://schemas.microsoft.com/office/word/2010/wordml" xmlns:w15="http://schemas.microsoft.com/office/word/2012/wordml" xmlns:w16cex="http://schemas.microsoft.com/office/word/2018/wordml/cex" xmlns:w16cid="http://schemas.microsoft.com/office/word/2016/wordml/cid" xmlns:w16="http://schemas.microsoft.com/office/word/2018/wordml" xmlns:w16du="http://schemas.microsoft.com/office/word/2023/wordml/word16du" xmlns:w16sdtdh="http://schemas.microsoft.com/office/word/2020/wordml/sdtdatahash" xmlns:w16sdtfl="http://schemas.microsoft.com/office/word/2024/wordml/sdtformatlock" xmlns:w16se="http://schemas.microsoft.com/office/word/2015/wordml/symex" xmlns:wpg="http://schemas.microsoft.com/office/word/2010/wordprocessingGroup" xmlns:wpi="http://schemas.microsoft.com/office/word/2010/wordprocessingInk" xmlns:wne="http://schemas.microsoft.com/office/word/2006/wordml" xmlns:wps="http://schemas.microsoft.com/office/word/2010/wordprocessingShape" mc:Ignorable="w14 w15 w16se w16cid w16 w16cex w16sdtdh w16sdtfl w16du wp14">
   <w:body>
     <w:p>
-      <w:r>
+      <w:pPr>
+        <w:rPr>
+          <w:rFonts w:ascii="Brill" w:hAnsi="Brill"/>
+        </w:rPr>
+      </w:pPr>
+      <w:r>
+        <w:rPr>
+          <w:rFonts w:ascii="Brill" w:hAnsi="Brill"/>
+        </w:rPr>
         <w:t xml:space="preserve">Respondio el diciplo e dixo ruego te maestro que me digas por que razon quiso el nuestro señor que santa </w:t>
       </w:r>
       <w:r>
+        <w:rPr>
+          <w:rFonts w:ascii="Brill" w:hAnsi="Brill"/>
+        </w:rPr>
         <w:t>M</w:t>
       </w:r>
       <w:r>
+        <w:rPr>
+          <w:rFonts w:ascii="Brill" w:hAnsi="Brill"/>
+        </w:rPr>
         <w:t xml:space="preserve">aria de que el priso carne fuese virgen ante que concibiese e otro si que fincase virgen despues que pario sepas que quando </w:t>
       </w:r>
       <w:r>
         <w:rPr>
+          <w:rFonts w:ascii="Brill" w:hAnsi="Brill"/>
           <w:lang w:val="es-ES"/>
         </w:rPr>
         <w:t>E</w:t>
       </w:r>
       <w:r>
+        <w:rPr>
+          <w:rFonts w:ascii="Brill" w:hAnsi="Brill"/>
+        </w:rPr>
         <w:t xml:space="preserve">va peco en el paraiso terrenal que hera entonce virgen que no la avia conocido </w:t>
       </w:r>
       <w:r>
+        <w:rPr>
+          <w:rFonts w:ascii="Brill" w:hAnsi="Brill"/>
+        </w:rPr>
         <w:t>A</w:t>
       </w:r>
       <w:r>
+        <w:rPr>
+          <w:rFonts w:ascii="Brill" w:hAnsi="Brill"/>
+        </w:rPr>
         <w:t>dam su marido asi como marido deve conocer a su muger e de ante non sabian d esto ninguna cosa ni avian verguença de lo que tra</w:t>
       </w:r>
       <w:r>
         <w:rPr>
+          <w:rFonts w:ascii="Brill" w:hAnsi="Brill"/>
           <w:lang w:val="es-ES"/>
         </w:rPr>
         <w:t>i</w:t>
       </w:r>
       <w:r>
+        <w:rPr>
+          <w:rFonts w:ascii="Brill" w:hAnsi="Brill"/>
+        </w:rPr>
         <w:t xml:space="preserve">an cada uno d ellos consigo descubierto despues que fueron fuera del paraiso se el uno al otro por fazer engendramiento e de alli adelante ovieron sus fijos e por que quando este pecado que te ya dixe que fizo </w:t>
       </w:r>
       <w:r>
+        <w:rPr>
+          <w:rFonts w:ascii="Brill" w:hAnsi="Brill"/>
+        </w:rPr>
         <w:t>E</w:t>
       </w:r>
       <w:r>
+        <w:rPr>
+          <w:rFonts w:ascii="Brill" w:hAnsi="Brill"/>
+        </w:rPr>
         <w:t xml:space="preserve">va ella era ya virgen por ende quiso nuestro señor quando vino a salvar este pecado en la encarnacion que el tomo en santa </w:t>
       </w:r>
       <w:r>
+        <w:rPr>
+          <w:rFonts w:ascii="Brill" w:hAnsi="Brill"/>
+        </w:rPr>
         <w:t>M</w:t>
       </w:r>
       <w:r>
+        <w:rPr>
+          <w:rFonts w:ascii="Brill" w:hAnsi="Brill"/>
+        </w:rPr>
         <w:t>aria su madre que fuese virgen tan buena e tan cumplida como ella fue toda via en fecho e en voluntad e de</w:t>
       </w:r>
       <w:r>
+        <w:rPr>
+          <w:rFonts w:ascii="Brill" w:hAnsi="Brill"/>
+        </w:rPr>
         <w:t xml:space="preserve"> </w:t>
       </w:r>
       <w:r>
+        <w:rPr>
+          <w:rFonts w:ascii="Brill" w:hAnsi="Brill"/>
+        </w:rPr>
         <w:t xml:space="preserve">mas d esto quiso que fincase virgen despues del parto toda via ca era virgen </w:t>
       </w:r>
       <w:r>
+        <w:rPr>
+          <w:rFonts w:ascii="Brill" w:hAnsi="Brill"/>
+        </w:rPr>
         <w:t>E</w:t>
       </w:r>
       <w:r>
+        <w:rPr>
+          <w:rFonts w:ascii="Brill" w:hAnsi="Brill"/>
+        </w:rPr>
         <w:t xml:space="preserve">va ante que pecase e perdio la virginidad despues que peco e en santa </w:t>
       </w:r>
       <w:r>
+        <w:rPr>
+          <w:rFonts w:ascii="Brill" w:hAnsi="Brill"/>
+        </w:rPr>
         <w:t>M</w:t>
       </w:r>
       <w:r>
+        <w:rPr>
+          <w:rFonts w:ascii="Brill" w:hAnsi="Brill"/>
+        </w:rPr>
         <w:t>aria fue lo contrario ca fue virgen ante que conciviese e fue</w:t>
       </w:r>
       <w:r>
         <w:rPr>
+          <w:rFonts w:ascii="Brill" w:hAnsi="Brill"/>
           <w:lang w:val="es-ES"/>
         </w:rPr>
         <w:t xml:space="preserve"> </w:t>
       </w:r>
       <w:r>
+        <w:rPr>
+          <w:rFonts w:ascii="Brill" w:hAnsi="Brill"/>
+        </w:rPr>
         <w:t xml:space="preserve">lo despues del concevimiento e finco virgen despues del parto despues de la nacencia de </w:t>
       </w:r>
       <w:r>
+        <w:rPr>
+          <w:rFonts w:ascii="Brill" w:hAnsi="Brill"/>
+        </w:rPr>
         <w:t>J</w:t>
       </w:r>
       <w:r>
+        <w:rPr>
+          <w:rFonts w:ascii="Brill" w:hAnsi="Brill"/>
+        </w:rPr>
         <w:t>esucristo para siempre jamas esto por dos cosas la primera para demostrar el su poder quan grande es en poder fazer lo ca falla ombre que la muger bien puede concevir seyendo virgen mas segun natura non puede parir que se non aya a corromper e esto quiso el nuestro señor fazer por miraglo para nos mostrar quan grande es el su poder la segunda cosa por que lo fizo es por la gran bondad d ella por que asi como ella fue sin mancilla que asi la queria el guardar por si mesmo para levar la a la corona del reino celestial e por poner la a la su mano diestra do reina el e ella para siempre jamas</w:t>
       </w:r>
     </w:p>
@@ -93,7 +161,7 @@
 </file>
 
 <file path=word/styles.xml><?xml version="1.0" encoding="utf-8"?>
-<w:styles xmlns:mc="http://schemas.openxmlformats.org/markup-compatibility/2006" xmlns:r="http://schemas.openxmlformats.org/officeDocument/2006/relationships" xmlns:w="http://schemas.openxmlformats.org/wordprocessingml/2006/main" xmlns:w14="http://schemas.microsoft.com/office/word/2010/wordml" xmlns:w15="http://schemas.microsoft.com/office/word/2012/wordml" xmlns:w16cex="http://schemas.microsoft.com/office/word/2018/wordml/cex" xmlns:w16cid="http://schemas.microsoft.com/office/word/2016/wordml/cid" xmlns:w16="http://schemas.microsoft.com/office/word/2018/wordml" xmlns:w16sdtdh="http://schemas.microsoft.com/office/word/2020/wordml/sdtdatahash" xmlns:w16se="http://schemas.microsoft.com/office/word/2015/wordml/symex" mc:Ignorable="w14 w15 w16se w16cid w16 w16cex w16sdtdh">
+<w:styles xmlns:mc="http://schemas.openxmlformats.org/markup-compatibility/2006" xmlns:r="http://schemas.openxmlformats.org/officeDocument/2006/relationships" xmlns:w="http://schemas.openxmlformats.org/wordprocessingml/2006/main" xmlns:w14="http://schemas.microsoft.com/office/word/2010/wordml" xmlns:w15="http://schemas.microsoft.com/office/word/2012/wordml" xmlns:w16cex="http://schemas.microsoft.com/office/word/2018/wordml/cex" xmlns:w16cid="http://schemas.microsoft.com/office/word/2016/wordml/cid" xmlns:w16="http://schemas.microsoft.com/office/word/2018/wordml" xmlns:w16du="http://schemas.microsoft.com/office/word/2023/wordml/word16du" xmlns:w16sdtdh="http://schemas.microsoft.com/office/word/2020/wordml/sdtdatahash" xmlns:w16sdtfl="http://schemas.microsoft.com/office/word/2024/wordml/sdtformatlock" xmlns:w16se="http://schemas.microsoft.com/office/word/2015/wordml/symex" mc:Ignorable="w14 w15 w16se w16cid w16 w16cex w16sdtdh w16sdtfl w16du">
   <w:docDefaults>
     <w:rPrDefault>
       <w:rPr>
